--- a/2_Abstract/Modello Abstract.docx
+++ b/2_Abstract/Modello Abstract.docx
@@ -259,7 +259,7 @@
           <w:i/>
           <w:iCs/>
           <w:szCs w:val="14"/>
-          <w:lang w:val="it-IT"/>
+          <w:lang w:val="it-CH"/>
         </w:rPr>
       </w:pPr>
       <w:r>
@@ -267,27 +267,29 @@
           <w:i/>
           <w:iCs/>
           <w:szCs w:val="14"/>
-          <w:lang w:val="it-IT"/>
-        </w:rPr>
-        <w:t>Descrizione della situazione di partenza</w:t>
-      </w:r>
+          <w:lang w:val="it-CH"/>
+        </w:rPr>
+        <w:t xml:space="preserve">Gli studi medici gestiscono dati sempre più critici, ma dispongono raramente di infrastrutture di protezione dati adeguate, esponendosi a rischi concreti come guasti hardware, errori umani e attacchi informatici. Questo progetto affronta il problema progettando e realizzando, in un ambiente virtualizzato, un sistema di backup e </w:t>
+      </w:r>
+      <w:proofErr w:type="spellStart"/>
       <w:r>
         <w:rPr>
           <w:i/>
           <w:iCs/>
           <w:szCs w:val="14"/>
-          <w:lang w:val="it-IT"/>
-        </w:rPr>
-        <w:t xml:space="preserve">, obiettivi del lavoro, tecnologie da utilizzare, </w:t>
-      </w:r>
+          <w:lang w:val="it-CH"/>
+        </w:rPr>
+        <w:t>disaster</w:t>
+      </w:r>
+      <w:proofErr w:type="spellEnd"/>
       <w:r>
         <w:rPr>
           <w:i/>
           <w:iCs/>
           <w:szCs w:val="14"/>
-          <w:lang w:val="it-IT"/>
-        </w:rPr>
-        <w:t>…</w:t>
+          <w:lang w:val="it-CH"/>
+        </w:rPr>
+        <w:t xml:space="preserve"> recovery pensato per una piccola azienda del settore medico.</w:t>
       </w:r>
     </w:p>
     <w:p>
@@ -296,7 +298,125 @@
           <w:i/>
           <w:iCs/>
           <w:szCs w:val="14"/>
-          <w:lang w:val="it-IT"/>
+          <w:lang w:val="it-CH"/>
+        </w:rPr>
+      </w:pPr>
+      <w:r>
+        <w:rPr>
+          <w:i/>
+          <w:iCs/>
+          <w:szCs w:val="14"/>
+          <w:lang w:val="it-CH"/>
+        </w:rPr>
+        <w:t xml:space="preserve">Il lavoro parte dalla definizione dello scenario aziendale e dall'analisi dei rischi, prosegue con la definizione degli obiettivi di Recovery Point </w:t>
+      </w:r>
+      <w:proofErr w:type="spellStart"/>
+      <w:r>
+        <w:rPr>
+          <w:i/>
+          <w:iCs/>
+          <w:szCs w:val="14"/>
+          <w:lang w:val="it-CH"/>
+        </w:rPr>
+        <w:t>Objective</w:t>
+      </w:r>
+      <w:proofErr w:type="spellEnd"/>
+      <w:r>
+        <w:rPr>
+          <w:i/>
+          <w:iCs/>
+          <w:szCs w:val="14"/>
+          <w:lang w:val="it-CH"/>
+        </w:rPr>
+        <w:t xml:space="preserve"> (RPO) e Recovery Time </w:t>
+      </w:r>
+      <w:proofErr w:type="spellStart"/>
+      <w:r>
+        <w:rPr>
+          <w:i/>
+          <w:iCs/>
+          <w:szCs w:val="14"/>
+          <w:lang w:val="it-CH"/>
+        </w:rPr>
+        <w:t>Objective</w:t>
+      </w:r>
+      <w:proofErr w:type="spellEnd"/>
+      <w:r>
+        <w:rPr>
+          <w:i/>
+          <w:iCs/>
+          <w:szCs w:val="14"/>
+          <w:lang w:val="it-CH"/>
+        </w:rPr>
+        <w:t xml:space="preserve"> (RTO), e porta all'implementazione di un'infrastruttura basata su macchine virtuali (VMware Workstation Pro), un server Active Directory, un NAS con storage ridondato in RAID (</w:t>
+      </w:r>
+      <w:proofErr w:type="spellStart"/>
+      <w:r>
+        <w:rPr>
+          <w:i/>
+          <w:iCs/>
+          <w:szCs w:val="14"/>
+          <w:lang w:val="it-CH"/>
+        </w:rPr>
+        <w:t>OpenMediaVault</w:t>
+      </w:r>
+      <w:proofErr w:type="spellEnd"/>
+      <w:r>
+        <w:rPr>
+          <w:i/>
+          <w:iCs/>
+          <w:szCs w:val="14"/>
+          <w:lang w:val="it-CH"/>
+        </w:rPr>
+        <w:t xml:space="preserve">) e una strategia di backup su più livelli, comprensiva di una replica verso un sito di </w:t>
+      </w:r>
+      <w:proofErr w:type="spellStart"/>
+      <w:r>
+        <w:rPr>
+          <w:i/>
+          <w:iCs/>
+          <w:szCs w:val="14"/>
+          <w:lang w:val="it-CH"/>
+        </w:rPr>
+        <w:t>disaster</w:t>
+      </w:r>
+      <w:proofErr w:type="spellEnd"/>
+      <w:r>
+        <w:rPr>
+          <w:i/>
+          <w:iCs/>
+          <w:szCs w:val="14"/>
+          <w:lang w:val="it-CH"/>
+        </w:rPr>
+        <w:t xml:space="preserve"> recovery off-site.</w:t>
+      </w:r>
+    </w:p>
+    <w:p>
+      <w:pPr>
+        <w:rPr>
+          <w:i/>
+          <w:iCs/>
+          <w:szCs w:val="14"/>
+          <w:lang w:val="it-CH"/>
+        </w:rPr>
+      </w:pPr>
+      <w:r>
+        <w:rPr>
+          <w:i/>
+          <w:iCs/>
+          <w:szCs w:val="14"/>
+          <w:lang w:val="it-CH"/>
+        </w:rPr>
+        <w:t>Il risultato atteso è un sistema funzionante e documentato, verificato tramite la simulazione di scenari reali di perdita dati con misurazione dei tempi e dei volumi di dati recuperati, a confronto con gli obiettivi RPO/RTO stabiliti.</w:t>
+      </w:r>
+    </w:p>
+    <w:p>
+      <w:pPr>
+        <w:rPr>
+          <w:i/>
+          <w:iCs/>
+          <w:szCs w:val="14"/>
+          <w:lang w:val="it-CH"/>
         </w:rPr>
       </w:pPr>
     </w:p>
@@ -3668,7 +3788,6 @@
   <w:style w:type="character" w:default="1" w:styleId="Carpredefinitoparagrafo">
     <w:name w:val="Default Paragraph Font"/>
     <w:uiPriority w:val="1"/>
-    <w:semiHidden/>
     <w:unhideWhenUsed/>
   </w:style>
   <w:style w:type="table" w:default="1" w:styleId="Tabellanormale">
